--- a/3_Documentazione (word e pdf)/Copia Doc per comodità.docx
+++ b/3_Documentazione (word e pdf)/Copia Doc per comodità.docx
@@ -5,10 +5,6 @@
     <w:p>
       <w:pPr>
         <w:pStyle w:val="Sommario1"/>
-        <w:tabs>
-          <w:tab w:val="left" w:pos="351"/>
-          <w:tab w:val="right" w:leader="dot" w:pos="9628"/>
-        </w:tabs>
       </w:pPr>
     </w:p>
     <w:p>
@@ -27,10 +23,6 @@
     <w:p>
       <w:pPr>
         <w:pStyle w:val="Sommario1"/>
-        <w:tabs>
-          <w:tab w:val="left" w:pos="351"/>
-          <w:tab w:val="right" w:leader="dot" w:pos="9628"/>
-        </w:tabs>
         <w:rPr>
           <w:lang w:val="it-IT"/>
         </w:rPr>
@@ -39,10 +31,6 @@
     <w:p>
       <w:pPr>
         <w:pStyle w:val="Sommario1"/>
-        <w:tabs>
-          <w:tab w:val="left" w:pos="351"/>
-          <w:tab w:val="right" w:leader="dot" w:pos="9628"/>
-        </w:tabs>
         <w:rPr>
           <w:lang w:val="it-IT"/>
         </w:rPr>
@@ -82,10 +70,6 @@
     <w:p>
       <w:pPr>
         <w:pStyle w:val="Sommario1"/>
-        <w:tabs>
-          <w:tab w:val="left" w:pos="400"/>
-          <w:tab w:val="right" w:leader="dot" w:pos="9628"/>
-        </w:tabs>
         <w:rPr>
           <w:rFonts w:asciiTheme="minorHAnsi" w:eastAsiaTheme="minorEastAsia" w:hAnsiTheme="minorHAnsi" w:cstheme="minorBidi"/>
           <w:noProof/>
@@ -417,10 +401,6 @@
     <w:p>
       <w:pPr>
         <w:pStyle w:val="Sommario1"/>
-        <w:tabs>
-          <w:tab w:val="left" w:pos="400"/>
-          <w:tab w:val="right" w:leader="dot" w:pos="9628"/>
-        </w:tabs>
         <w:rPr>
           <w:rFonts w:asciiTheme="minorHAnsi" w:eastAsiaTheme="minorEastAsia" w:hAnsiTheme="minorHAnsi" w:cstheme="minorBidi"/>
           <w:noProof/>
@@ -1166,10 +1146,6 @@
     <w:p>
       <w:pPr>
         <w:pStyle w:val="Sommario1"/>
-        <w:tabs>
-          <w:tab w:val="left" w:pos="400"/>
-          <w:tab w:val="right" w:leader="dot" w:pos="9628"/>
-        </w:tabs>
         <w:rPr>
           <w:rFonts w:asciiTheme="minorHAnsi" w:eastAsiaTheme="minorEastAsia" w:hAnsiTheme="minorHAnsi" w:cstheme="minorBidi"/>
           <w:noProof/>
@@ -1581,10 +1557,6 @@
     <w:p>
       <w:pPr>
         <w:pStyle w:val="Sommario1"/>
-        <w:tabs>
-          <w:tab w:val="left" w:pos="400"/>
-          <w:tab w:val="right" w:leader="dot" w:pos="9628"/>
-        </w:tabs>
         <w:rPr>
           <w:rFonts w:asciiTheme="minorHAnsi" w:eastAsiaTheme="minorEastAsia" w:hAnsiTheme="minorHAnsi" w:cstheme="minorBidi"/>
           <w:noProof/>
@@ -1664,10 +1636,6 @@
     <w:p>
       <w:pPr>
         <w:pStyle w:val="Sommario1"/>
-        <w:tabs>
-          <w:tab w:val="left" w:pos="400"/>
-          <w:tab w:val="right" w:leader="dot" w:pos="9628"/>
-        </w:tabs>
         <w:rPr>
           <w:rFonts w:asciiTheme="minorHAnsi" w:eastAsiaTheme="minorEastAsia" w:hAnsiTheme="minorHAnsi" w:cstheme="minorBidi"/>
           <w:noProof/>
@@ -1998,10 +1966,6 @@
     <w:p>
       <w:pPr>
         <w:pStyle w:val="Sommario1"/>
-        <w:tabs>
-          <w:tab w:val="left" w:pos="400"/>
-          <w:tab w:val="right" w:leader="dot" w:pos="9628"/>
-        </w:tabs>
         <w:rPr>
           <w:rFonts w:asciiTheme="minorHAnsi" w:eastAsiaTheme="minorEastAsia" w:hAnsiTheme="minorHAnsi" w:cstheme="minorBidi"/>
           <w:noProof/>
@@ -2083,10 +2047,6 @@
     <w:p>
       <w:pPr>
         <w:pStyle w:val="Sommario1"/>
-        <w:tabs>
-          <w:tab w:val="left" w:pos="400"/>
-          <w:tab w:val="right" w:leader="dot" w:pos="9628"/>
-        </w:tabs>
         <w:rPr>
           <w:rFonts w:asciiTheme="minorHAnsi" w:eastAsiaTheme="minorEastAsia" w:hAnsiTheme="minorHAnsi" w:cstheme="minorBidi"/>
           <w:noProof/>
@@ -2334,10 +2294,6 @@
     <w:p>
       <w:pPr>
         <w:pStyle w:val="Sommario1"/>
-        <w:tabs>
-          <w:tab w:val="left" w:pos="400"/>
-          <w:tab w:val="right" w:leader="dot" w:pos="9628"/>
-        </w:tabs>
         <w:rPr>
           <w:rFonts w:asciiTheme="minorHAnsi" w:eastAsiaTheme="minorEastAsia" w:hAnsiTheme="minorHAnsi" w:cstheme="minorBidi"/>
           <w:noProof/>
@@ -2419,10 +2375,6 @@
     <w:p>
       <w:pPr>
         <w:pStyle w:val="Sommario1"/>
-        <w:tabs>
-          <w:tab w:val="left" w:pos="400"/>
-          <w:tab w:val="right" w:leader="dot" w:pos="9628"/>
-        </w:tabs>
         <w:rPr>
           <w:rFonts w:asciiTheme="minorHAnsi" w:eastAsiaTheme="minorEastAsia" w:hAnsiTheme="minorHAnsi" w:cstheme="minorBidi"/>
           <w:noProof/>
@@ -2753,10 +2705,6 @@
     <w:p>
       <w:pPr>
         <w:pStyle w:val="Sommario1"/>
-        <w:tabs>
-          <w:tab w:val="left" w:pos="600"/>
-          <w:tab w:val="right" w:leader="dot" w:pos="9628"/>
-        </w:tabs>
         <w:rPr>
           <w:rFonts w:asciiTheme="minorHAnsi" w:eastAsiaTheme="minorEastAsia" w:hAnsiTheme="minorHAnsi" w:cstheme="minorBidi"/>
           <w:noProof/>
@@ -8273,6 +8221,17 @@
         <w:rPr>
           <w:lang w:val="it-IT"/>
         </w:rPr>
+        <w:sectPr>
+          <w:headerReference w:type="default" r:id="rId8"/>
+          <w:footerReference w:type="default" r:id="rId9"/>
+          <w:headerReference w:type="first" r:id="rId10"/>
+          <w:footerReference w:type="first" r:id="rId11"/>
+          <w:pgSz w:w="11906" w:h="16838"/>
+          <w:pgMar w:top="1985" w:right="1134" w:bottom="1418" w:left="1134" w:header="567" w:footer="567" w:gutter="0"/>
+          <w:pgNumType w:start="1"/>
+          <w:cols w:space="720"/>
+          <w:titlePg/>
+        </w:sectPr>
       </w:pPr>
       <w:r>
         <w:rPr>
@@ -8304,7 +8263,7 @@
                     </pic:cNvPicPr>
                   </pic:nvPicPr>
                   <pic:blipFill>
-                    <a:blip r:embed="rId8">
+                    <a:blip r:embed="rId12">
                       <a:extLst>
                         <a:ext uri="{28A0092B-C50C-407E-A947-70E740481C1C}">
                           <a14:useLocalDpi xmlns:a14="http://schemas.microsoft.com/office/drawing/2010/main" val="0"/>
@@ -8366,21 +8325,6 @@
         <w:t>.</w:t>
       </w:r>
     </w:p>
-    <w:p/>
-    <w:p>
-      <w:pPr>
-        <w:rPr>
-          <w:lang w:val="it-IT"/>
-        </w:rPr>
-      </w:pPr>
-    </w:p>
-    <w:p>
-      <w:pPr>
-        <w:rPr>
-          <w:lang w:val="it-IT"/>
-        </w:rPr>
-      </w:pPr>
-    </w:p>
     <w:p>
       <w:pPr>
         <w:pStyle w:val="Titolo2"/>
@@ -8511,7 +8455,7 @@
                           </pic:cNvPicPr>
                         </pic:nvPicPr>
                         <pic:blipFill>
-                          <a:blip r:embed="rId9">
+                          <a:blip r:embed="rId13">
                             <a:extLst>
                               <a:ext uri="{28A0092B-C50C-407E-A947-70E740481C1C}">
                                 <a14:useLocalDpi xmlns:a14="http://schemas.microsoft.com/office/drawing/2010/main" val="0"/>
@@ -8601,51 +8545,14 @@
         <w:rPr>
           <w:lang w:val="it-IT"/>
         </w:rPr>
-      </w:pPr>
-      <w:r>
-        <w:rPr>
-          <w:lang w:val="it-IT"/>
-        </w:rPr>
-        <w:t>Se si usano altri metodi di pianificazione (</w:t>
-      </w:r>
-      <w:r>
-        <w:rPr>
-          <w:lang w:val="it-IT"/>
-        </w:rPr>
-        <w:t>p.</w:t>
-      </w:r>
-      <w:r>
-        <w:rPr>
-          <w:lang w:val="it-IT"/>
-        </w:rPr>
-        <w:t>es</w:t>
-      </w:r>
-      <w:r>
-        <w:rPr>
-          <w:lang w:val="it-IT"/>
-        </w:rPr>
-        <w:t>.</w:t>
-      </w:r>
-      <w:r>
-        <w:rPr>
-          <w:lang w:val="it-IT"/>
-        </w:rPr>
-        <w:t xml:space="preserve"> </w:t>
-      </w:r>
-      <w:proofErr w:type="spellStart"/>
-      <w:r>
-        <w:rPr>
-          <w:lang w:val="it-IT"/>
-        </w:rPr>
-        <w:t>scrum</w:t>
-      </w:r>
-      <w:proofErr w:type="spellEnd"/>
-      <w:r>
-        <w:rPr>
-          <w:lang w:val="it-IT"/>
-        </w:rPr>
-        <w:t>), dovranno apparire in questo capitolo.</w:t>
-      </w:r>
+        <w:sectPr>
+          <w:headerReference w:type="first" r:id="rId14"/>
+          <w:pgSz w:w="16838" w:h="11906" w:orient="landscape"/>
+          <w:pgMar w:top="1134" w:right="1985" w:bottom="1134" w:left="1418" w:header="567" w:footer="567" w:gutter="0"/>
+          <w:cols w:space="720"/>
+          <w:docGrid w:linePitch="272"/>
+        </w:sectPr>
+      </w:pPr>
     </w:p>
     <w:p>
       <w:pPr>
@@ -8654,6 +8561,7 @@
       <w:bookmarkStart w:id="20" w:name="_Toc94790451"/>
       <w:bookmarkStart w:id="21" w:name="_Toc241226300"/>
       <w:r>
+        <w:lastRenderedPageBreak/>
         <w:t>Analisi dei mezzi</w:t>
       </w:r>
       <w:bookmarkEnd w:id="20"/>
@@ -8789,6 +8697,251 @@
     </w:p>
     <w:p>
       <w:pPr>
+        <w:rPr>
+          <w:lang w:val="it-IT"/>
+        </w:rPr>
+      </w:pPr>
+    </w:p>
+    <w:p>
+      <w:pPr>
+        <w:rPr>
+          <w:lang w:val="it-IT"/>
+        </w:rPr>
+      </w:pPr>
+    </w:p>
+    <w:p>
+      <w:pPr>
+        <w:rPr>
+          <w:lang w:val="it-IT"/>
+        </w:rPr>
+      </w:pPr>
+    </w:p>
+    <w:p>
+      <w:pPr>
+        <w:rPr>
+          <w:lang w:val="it-IT"/>
+        </w:rPr>
+      </w:pPr>
+    </w:p>
+    <w:p>
+      <w:pPr>
+        <w:rPr>
+          <w:lang w:val="it-IT"/>
+        </w:rPr>
+      </w:pPr>
+    </w:p>
+    <w:p>
+      <w:pPr>
+        <w:rPr>
+          <w:lang w:val="it-IT"/>
+        </w:rPr>
+      </w:pPr>
+    </w:p>
+    <w:p>
+      <w:pPr>
+        <w:rPr>
+          <w:lang w:val="it-IT"/>
+        </w:rPr>
+      </w:pPr>
+    </w:p>
+    <w:p>
+      <w:pPr>
+        <w:rPr>
+          <w:lang w:val="it-IT"/>
+        </w:rPr>
+      </w:pPr>
+    </w:p>
+    <w:p>
+      <w:pPr>
+        <w:rPr>
+          <w:lang w:val="it-IT"/>
+        </w:rPr>
+      </w:pPr>
+    </w:p>
+    <w:p>
+      <w:pPr>
+        <w:rPr>
+          <w:lang w:val="it-IT"/>
+        </w:rPr>
+      </w:pPr>
+    </w:p>
+    <w:p>
+      <w:pPr>
+        <w:rPr>
+          <w:lang w:val="it-IT"/>
+        </w:rPr>
+      </w:pPr>
+    </w:p>
+    <w:p>
+      <w:pPr>
+        <w:rPr>
+          <w:lang w:val="it-IT"/>
+        </w:rPr>
+      </w:pPr>
+    </w:p>
+    <w:p>
+      <w:pPr>
+        <w:rPr>
+          <w:lang w:val="it-IT"/>
+        </w:rPr>
+      </w:pPr>
+    </w:p>
+    <w:p>
+      <w:pPr>
+        <w:rPr>
+          <w:lang w:val="it-IT"/>
+        </w:rPr>
+      </w:pPr>
+    </w:p>
+    <w:p>
+      <w:pPr>
+        <w:rPr>
+          <w:lang w:val="it-IT"/>
+        </w:rPr>
+      </w:pPr>
+    </w:p>
+    <w:p>
+      <w:pPr>
+        <w:rPr>
+          <w:lang w:val="it-IT"/>
+        </w:rPr>
+      </w:pPr>
+    </w:p>
+    <w:p>
+      <w:pPr>
+        <w:rPr>
+          <w:lang w:val="it-IT"/>
+        </w:rPr>
+      </w:pPr>
+    </w:p>
+    <w:p>
+      <w:pPr>
+        <w:rPr>
+          <w:lang w:val="it-IT"/>
+        </w:rPr>
+      </w:pPr>
+    </w:p>
+    <w:p>
+      <w:pPr>
+        <w:rPr>
+          <w:lang w:val="it-IT"/>
+        </w:rPr>
+      </w:pPr>
+    </w:p>
+    <w:p>
+      <w:pPr>
+        <w:rPr>
+          <w:lang w:val="it-IT"/>
+        </w:rPr>
+      </w:pPr>
+    </w:p>
+    <w:p>
+      <w:pPr>
+        <w:rPr>
+          <w:lang w:val="it-IT"/>
+        </w:rPr>
+      </w:pPr>
+    </w:p>
+    <w:p>
+      <w:pPr>
+        <w:rPr>
+          <w:lang w:val="it-IT"/>
+        </w:rPr>
+      </w:pPr>
+    </w:p>
+    <w:p>
+      <w:pPr>
+        <w:rPr>
+          <w:lang w:val="it-IT"/>
+        </w:rPr>
+      </w:pPr>
+    </w:p>
+    <w:p>
+      <w:pPr>
+        <w:rPr>
+          <w:lang w:val="it-IT"/>
+        </w:rPr>
+      </w:pPr>
+    </w:p>
+    <w:p>
+      <w:pPr>
+        <w:rPr>
+          <w:lang w:val="it-IT"/>
+        </w:rPr>
+      </w:pPr>
+    </w:p>
+    <w:p>
+      <w:pPr>
+        <w:rPr>
+          <w:lang w:val="it-IT"/>
+        </w:rPr>
+      </w:pPr>
+    </w:p>
+    <w:p>
+      <w:pPr>
+        <w:rPr>
+          <w:lang w:val="it-IT"/>
+        </w:rPr>
+      </w:pPr>
+    </w:p>
+    <w:p>
+      <w:pPr>
+        <w:rPr>
+          <w:lang w:val="it-IT"/>
+        </w:rPr>
+      </w:pPr>
+    </w:p>
+    <w:p>
+      <w:pPr>
+        <w:rPr>
+          <w:lang w:val="it-IT"/>
+        </w:rPr>
+      </w:pPr>
+    </w:p>
+    <w:p>
+      <w:pPr>
+        <w:rPr>
+          <w:lang w:val="it-IT"/>
+        </w:rPr>
+      </w:pPr>
+    </w:p>
+    <w:p>
+      <w:pPr>
+        <w:rPr>
+          <w:lang w:val="it-IT"/>
+        </w:rPr>
+      </w:pPr>
+    </w:p>
+    <w:p>
+      <w:pPr>
+        <w:rPr>
+          <w:lang w:val="it-IT"/>
+        </w:rPr>
+      </w:pPr>
+    </w:p>
+    <w:p>
+      <w:pPr>
+        <w:rPr>
+          <w:lang w:val="it-IT"/>
+        </w:rPr>
+      </w:pPr>
+    </w:p>
+    <w:p>
+      <w:pPr>
+        <w:rPr>
+          <w:lang w:val="it-IT"/>
+        </w:rPr>
+      </w:pPr>
+    </w:p>
+    <w:p>
+      <w:pPr>
+        <w:rPr>
+          <w:lang w:val="it-IT"/>
+        </w:rPr>
+      </w:pPr>
+    </w:p>
+    <w:p>
+      <w:pPr>
         <w:pStyle w:val="Titolo1"/>
       </w:pPr>
       <w:bookmarkStart w:id="28" w:name="_Toc429059808"/>
@@ -8829,7 +8982,6 @@
       <w:bookmarkStart w:id="32" w:name="_Toc94790455"/>
       <w:bookmarkStart w:id="33" w:name="_Toc241226304"/>
       <w:r>
-        <w:lastRenderedPageBreak/>
         <w:t>Design dell’architettura del sistema</w:t>
       </w:r>
       <w:bookmarkEnd w:id="31"/>
@@ -9039,17 +9191,121 @@
     </w:p>
     <w:p>
       <w:pPr>
+        <w:rPr>
+          <w:lang w:val="it-IT"/>
+        </w:rPr>
+      </w:pPr>
+    </w:p>
+    <w:p>
+      <w:pPr>
+        <w:rPr>
+          <w:lang w:val="it-IT"/>
+        </w:rPr>
+      </w:pPr>
+      <w:bookmarkStart w:id="37" w:name="_Hlk242437469"/>
+      <w:r>
+        <w:rPr>
+          <w:lang w:val="it-IT"/>
+        </w:rPr>
+        <w:t>Questa immagine seguente rappresenta la struttura dei dati dell’azienda, vi sono presenti dei dati particolarmente importanti da proteggere, come la cartella clinica dei clienti, i dati di essi, la descrizione del servizio effettuato o subito, e le fatture pagate.</w:t>
+      </w:r>
+    </w:p>
+    <w:bookmarkEnd w:id="37"/>
+    <w:p>
+      <w:pPr>
+        <w:rPr>
+          <w:lang w:val="it-IT"/>
+        </w:rPr>
+      </w:pPr>
+    </w:p>
+    <w:p>
+      <w:pPr>
+        <w:rPr>
+          <w:lang w:val="it-IT"/>
+        </w:rPr>
+      </w:pPr>
+      <w:r>
+        <w:rPr>
+          <w:lang w:val="it-IT"/>
+        </w:rPr>
+        <w:drawing>
+          <wp:anchor distT="0" distB="0" distL="114300" distR="114300" simplePos="0" relativeHeight="251659264" behindDoc="1" locked="0" layoutInCell="1" allowOverlap="1" wp14:anchorId="7A40B574" wp14:editId="080FF14D">
+            <wp:simplePos x="0" y="0"/>
+            <wp:positionH relativeFrom="column">
+              <wp:posOffset>-2540</wp:posOffset>
+            </wp:positionH>
+            <wp:positionV relativeFrom="paragraph">
+              <wp:posOffset>-2540</wp:posOffset>
+            </wp:positionV>
+            <wp:extent cx="6120130" cy="3606165"/>
+            <wp:effectExtent l="0" t="0" r="0" b="0"/>
+            <wp:wrapTopAndBottom/>
+            <wp:docPr id="9" name="Immagine 9"/>
+            <wp:cNvGraphicFramePr>
+              <a:graphicFrameLocks xmlns:a="http://schemas.openxmlformats.org/drawingml/2006/main" noChangeAspect="1"/>
+            </wp:cNvGraphicFramePr>
+            <a:graphic xmlns:a="http://schemas.openxmlformats.org/drawingml/2006/main">
+              <a:graphicData uri="http://schemas.openxmlformats.org/drawingml/2006/picture">
+                <pic:pic xmlns:pic="http://schemas.openxmlformats.org/drawingml/2006/picture">
+                  <pic:nvPicPr>
+                    <pic:cNvPr id="1" name=""/>
+                    <pic:cNvPicPr/>
+                  </pic:nvPicPr>
+                  <pic:blipFill>
+                    <a:blip r:embed="rId15">
+                      <a:extLst>
+                        <a:ext uri="{28A0092B-C50C-407E-A947-70E740481C1C}">
+                          <a14:useLocalDpi xmlns:a14="http://schemas.microsoft.com/office/drawing/2010/main" val="0"/>
+                        </a:ext>
+                      </a:extLst>
+                    </a:blip>
+                    <a:stretch>
+                      <a:fillRect/>
+                    </a:stretch>
+                  </pic:blipFill>
+                  <pic:spPr>
+                    <a:xfrm>
+                      <a:off x="0" y="0"/>
+                      <a:ext cx="6120130" cy="3606165"/>
+                    </a:xfrm>
+                    <a:prstGeom prst="rect">
+                      <a:avLst/>
+                    </a:prstGeom>
+                  </pic:spPr>
+                </pic:pic>
+              </a:graphicData>
+            </a:graphic>
+          </wp:anchor>
+        </w:drawing>
+      </w:r>
+    </w:p>
+    <w:p>
+      <w:pPr>
+        <w:rPr>
+          <w:lang w:val="it-IT"/>
+        </w:rPr>
+      </w:pPr>
+    </w:p>
+    <w:p>
+      <w:pPr>
+        <w:rPr>
+          <w:lang w:val="it-IT"/>
+        </w:rPr>
+      </w:pPr>
+    </w:p>
+    <w:p>
+      <w:pPr>
         <w:pStyle w:val="Titolo2"/>
       </w:pPr>
-      <w:bookmarkStart w:id="37" w:name="_Toc429059811"/>
-      <w:bookmarkStart w:id="38" w:name="_Toc94790457"/>
-      <w:bookmarkStart w:id="39" w:name="_Toc241226306"/>
+      <w:bookmarkStart w:id="38" w:name="_Toc429059811"/>
+      <w:bookmarkStart w:id="39" w:name="_Toc94790457"/>
+      <w:bookmarkStart w:id="40" w:name="_Toc241226306"/>
       <w:r>
         <w:t>Design delle interfacce</w:t>
       </w:r>
-      <w:bookmarkEnd w:id="37"/>
       <w:bookmarkEnd w:id="38"/>
       <w:bookmarkEnd w:id="39"/>
+      <w:bookmarkEnd w:id="40"/>
     </w:p>
     <w:p>
       <w:pPr>
@@ -9088,15 +9344,15 @@
       <w:pPr>
         <w:pStyle w:val="Titolo2"/>
       </w:pPr>
-      <w:bookmarkStart w:id="40" w:name="_Toc429059812"/>
-      <w:bookmarkStart w:id="41" w:name="_Toc94790458"/>
-      <w:bookmarkStart w:id="42" w:name="_Toc241226307"/>
+      <w:bookmarkStart w:id="41" w:name="_Toc429059812"/>
+      <w:bookmarkStart w:id="42" w:name="_Toc94790458"/>
+      <w:bookmarkStart w:id="43" w:name="_Toc241226307"/>
       <w:r>
         <w:t>Design procedurale</w:t>
       </w:r>
-      <w:bookmarkEnd w:id="40"/>
       <w:bookmarkEnd w:id="41"/>
       <w:bookmarkEnd w:id="42"/>
+      <w:bookmarkEnd w:id="43"/>
     </w:p>
     <w:p>
       <w:pPr>
@@ -9272,16 +9528,16 @@
           <w:bottom w:val="single" w:sz="4" w:space="1" w:color="auto"/>
         </w:pBdr>
       </w:pPr>
-      <w:bookmarkStart w:id="43" w:name="_Toc461179222"/>
-      <w:bookmarkStart w:id="44" w:name="_Toc94790459"/>
-      <w:bookmarkStart w:id="45" w:name="_Toc241226308"/>
+      <w:bookmarkStart w:id="44" w:name="_Toc461179222"/>
+      <w:bookmarkStart w:id="45" w:name="_Toc94790459"/>
+      <w:bookmarkStart w:id="46" w:name="_Toc241226308"/>
       <w:r>
         <w:lastRenderedPageBreak/>
         <w:t>Implementazione</w:t>
       </w:r>
-      <w:bookmarkEnd w:id="43"/>
       <w:bookmarkEnd w:id="44"/>
       <w:bookmarkEnd w:id="45"/>
+      <w:bookmarkEnd w:id="46"/>
     </w:p>
     <w:p>
       <w:r>
@@ -9344,32 +9600,32 @@
           <w:lang w:val="it-IT"/>
         </w:rPr>
       </w:pPr>
-      <w:bookmarkStart w:id="46" w:name="_Toc461179223"/>
-      <w:bookmarkStart w:id="47" w:name="_Toc94790460"/>
-      <w:bookmarkStart w:id="48" w:name="_Toc241226309"/>
+      <w:bookmarkStart w:id="47" w:name="_Toc461179223"/>
+      <w:bookmarkStart w:id="48" w:name="_Toc94790460"/>
+      <w:bookmarkStart w:id="49" w:name="_Toc241226309"/>
       <w:r>
         <w:rPr>
           <w:lang w:val="it-IT"/>
         </w:rPr>
         <w:t>Test</w:t>
       </w:r>
-      <w:bookmarkEnd w:id="46"/>
       <w:bookmarkEnd w:id="47"/>
       <w:bookmarkEnd w:id="48"/>
+      <w:bookmarkEnd w:id="49"/>
     </w:p>
     <w:p>
       <w:pPr>
         <w:pStyle w:val="Titolo2"/>
       </w:pPr>
-      <w:bookmarkStart w:id="49" w:name="_Toc461179224"/>
-      <w:bookmarkStart w:id="50" w:name="_Toc94790461"/>
-      <w:bookmarkStart w:id="51" w:name="_Toc241226310"/>
+      <w:bookmarkStart w:id="50" w:name="_Toc461179224"/>
+      <w:bookmarkStart w:id="51" w:name="_Toc94790461"/>
+      <w:bookmarkStart w:id="52" w:name="_Toc241226310"/>
       <w:r>
         <w:t>Protocollo di test</w:t>
       </w:r>
-      <w:bookmarkEnd w:id="49"/>
       <w:bookmarkEnd w:id="50"/>
       <w:bookmarkEnd w:id="51"/>
+      <w:bookmarkEnd w:id="52"/>
     </w:p>
     <w:p>
       <w:pPr>
@@ -9399,7 +9655,7 @@
       </w:pPr>
     </w:p>
     <w:p>
-      <w:bookmarkStart w:id="52" w:name="_Toc461179225"/>
+      <w:bookmarkStart w:id="53" w:name="_Toc461179225"/>
     </w:p>
     <w:tbl>
       <w:tblPr>
@@ -17431,14 +17687,14 @@
       <w:pPr>
         <w:pStyle w:val="Titolo2"/>
       </w:pPr>
-      <w:bookmarkStart w:id="53" w:name="_Toc94790462"/>
-      <w:bookmarkStart w:id="54" w:name="_Toc241226311"/>
+      <w:bookmarkStart w:id="54" w:name="_Toc94790462"/>
+      <w:bookmarkStart w:id="55" w:name="_Toc241226311"/>
       <w:r>
         <w:t>Risultati test</w:t>
       </w:r>
-      <w:bookmarkEnd w:id="52"/>
       <w:bookmarkEnd w:id="53"/>
       <w:bookmarkEnd w:id="54"/>
+      <w:bookmarkEnd w:id="55"/>
     </w:p>
     <w:p>
       <w:pPr>
@@ -17457,18 +17713,18 @@
       <w:pPr>
         <w:pStyle w:val="Titolo2"/>
       </w:pPr>
-      <w:bookmarkStart w:id="55" w:name="_Toc461179226"/>
-      <w:bookmarkStart w:id="56" w:name="_Toc94790463"/>
-      <w:bookmarkStart w:id="57" w:name="_Toc241226312"/>
+      <w:bookmarkStart w:id="56" w:name="_Toc461179226"/>
+      <w:bookmarkStart w:id="57" w:name="_Toc94790463"/>
+      <w:bookmarkStart w:id="58" w:name="_Toc241226312"/>
       <w:r>
         <w:t>Mancanze</w:t>
       </w:r>
       <w:r>
         <w:t>/limitazioni conosciute</w:t>
       </w:r>
-      <w:bookmarkEnd w:id="55"/>
       <w:bookmarkEnd w:id="56"/>
       <w:bookmarkEnd w:id="57"/>
+      <w:bookmarkEnd w:id="58"/>
     </w:p>
     <w:p>
       <w:pPr>
@@ -17490,18 +17746,18 @@
           <w:lang w:val="it-IT"/>
         </w:rPr>
       </w:pPr>
-      <w:bookmarkStart w:id="58" w:name="_Toc461179227"/>
-      <w:bookmarkStart w:id="59" w:name="_Toc94790464"/>
-      <w:bookmarkStart w:id="60" w:name="_Toc241226313"/>
+      <w:bookmarkStart w:id="59" w:name="_Toc461179227"/>
+      <w:bookmarkStart w:id="60" w:name="_Toc94790464"/>
+      <w:bookmarkStart w:id="61" w:name="_Toc241226313"/>
       <w:r>
         <w:rPr>
           <w:lang w:val="it-IT"/>
         </w:rPr>
         <w:t>Consuntivo</w:t>
       </w:r>
-      <w:bookmarkEnd w:id="58"/>
       <w:bookmarkEnd w:id="59"/>
       <w:bookmarkEnd w:id="60"/>
+      <w:bookmarkEnd w:id="61"/>
     </w:p>
     <w:p>
       <w:pPr>
@@ -17561,18 +17817,18 @@
           <w:lang w:val="it-IT"/>
         </w:rPr>
       </w:pPr>
-      <w:bookmarkStart w:id="61" w:name="_Toc461179228"/>
-      <w:bookmarkStart w:id="62" w:name="_Toc94790465"/>
-      <w:bookmarkStart w:id="63" w:name="_Toc241226314"/>
+      <w:bookmarkStart w:id="62" w:name="_Toc461179228"/>
+      <w:bookmarkStart w:id="63" w:name="_Toc94790465"/>
+      <w:bookmarkStart w:id="64" w:name="_Toc241226314"/>
       <w:r>
         <w:rPr>
           <w:lang w:val="it-IT"/>
         </w:rPr>
         <w:t>Conclusioni</w:t>
       </w:r>
-      <w:bookmarkEnd w:id="61"/>
       <w:bookmarkEnd w:id="62"/>
       <w:bookmarkEnd w:id="63"/>
+      <w:bookmarkEnd w:id="64"/>
     </w:p>
     <w:p>
       <w:pPr>
@@ -17663,15 +17919,15 @@
       <w:pPr>
         <w:pStyle w:val="Titolo2"/>
       </w:pPr>
-      <w:bookmarkStart w:id="64" w:name="_Toc461179229"/>
-      <w:bookmarkStart w:id="65" w:name="_Toc94790466"/>
-      <w:bookmarkStart w:id="66" w:name="_Toc241226315"/>
+      <w:bookmarkStart w:id="65" w:name="_Toc461179229"/>
+      <w:bookmarkStart w:id="66" w:name="_Toc94790466"/>
+      <w:bookmarkStart w:id="67" w:name="_Toc241226315"/>
       <w:r>
         <w:t>Sviluppi futuri</w:t>
       </w:r>
-      <w:bookmarkEnd w:id="64"/>
       <w:bookmarkEnd w:id="65"/>
       <w:bookmarkEnd w:id="66"/>
+      <w:bookmarkEnd w:id="67"/>
     </w:p>
     <w:p>
       <w:pPr>
@@ -17690,15 +17946,15 @@
       <w:pPr>
         <w:pStyle w:val="Titolo2"/>
       </w:pPr>
-      <w:bookmarkStart w:id="67" w:name="_Toc461179230"/>
-      <w:bookmarkStart w:id="68" w:name="_Toc94790467"/>
-      <w:bookmarkStart w:id="69" w:name="_Toc241226316"/>
+      <w:bookmarkStart w:id="68" w:name="_Toc461179230"/>
+      <w:bookmarkStart w:id="69" w:name="_Toc94790467"/>
+      <w:bookmarkStart w:id="70" w:name="_Toc241226316"/>
       <w:r>
         <w:t>Considerazioni personali</w:t>
       </w:r>
-      <w:bookmarkEnd w:id="67"/>
       <w:bookmarkEnd w:id="68"/>
       <w:bookmarkEnd w:id="69"/>
+      <w:bookmarkEnd w:id="70"/>
     </w:p>
     <w:p>
       <w:pPr>
@@ -17726,9 +17982,9 @@
           <w:lang w:val="it-IT"/>
         </w:rPr>
       </w:pPr>
-      <w:bookmarkStart w:id="70" w:name="_Toc94790468"/>
-      <w:bookmarkStart w:id="71" w:name="_Toc241226317"/>
-      <w:bookmarkStart w:id="72" w:name="_Toc461179232"/>
+      <w:bookmarkStart w:id="71" w:name="_Toc94790468"/>
+      <w:bookmarkStart w:id="72" w:name="_Toc241226317"/>
+      <w:bookmarkStart w:id="73" w:name="_Toc461179232"/>
       <w:r>
         <w:rPr>
           <w:lang w:val="it-IT"/>
@@ -17736,8 +17992,8 @@
         <w:lastRenderedPageBreak/>
         <w:t>Glossario</w:t>
       </w:r>
-      <w:bookmarkEnd w:id="70"/>
       <w:bookmarkEnd w:id="71"/>
+      <w:bookmarkEnd w:id="72"/>
     </w:p>
     <w:p>
       <w:pPr>
@@ -17963,7 +18219,7 @@
           <w:lang w:val="it-IT"/>
         </w:rPr>
       </w:pPr>
-      <w:bookmarkStart w:id="73" w:name="_Toc94790469"/>
+      <w:bookmarkStart w:id="74" w:name="_Toc94790469"/>
       <w:r>
         <w:rPr>
           <w:lang w:val="it-IT"/>
@@ -17978,7 +18234,7 @@
           <w:lang w:val="it-IT"/>
         </w:rPr>
       </w:pPr>
-      <w:bookmarkStart w:id="74" w:name="_Toc241226318"/>
+      <w:bookmarkStart w:id="75" w:name="_Toc241226318"/>
       <w:r>
         <w:rPr>
           <w:lang w:val="it-IT"/>
@@ -17986,21 +18242,21 @@
         <w:lastRenderedPageBreak/>
         <w:t>Bibliografia</w:t>
       </w:r>
-      <w:bookmarkEnd w:id="73"/>
       <w:bookmarkEnd w:id="74"/>
+      <w:bookmarkEnd w:id="75"/>
     </w:p>
     <w:p>
       <w:pPr>
         <w:pStyle w:val="Titolo2"/>
       </w:pPr>
-      <w:bookmarkStart w:id="75" w:name="_Toc94790470"/>
-      <w:bookmarkStart w:id="76" w:name="_Toc241226319"/>
+      <w:bookmarkStart w:id="76" w:name="_Toc94790470"/>
+      <w:bookmarkStart w:id="77" w:name="_Toc241226319"/>
       <w:r>
         <w:t>Bibliografia per articoli di riviste:</w:t>
       </w:r>
-      <w:bookmarkEnd w:id="72"/>
-      <w:bookmarkEnd w:id="75"/>
+      <w:bookmarkEnd w:id="73"/>
       <w:bookmarkEnd w:id="76"/>
+      <w:bookmarkEnd w:id="77"/>
     </w:p>
     <w:p>
       <w:pPr>
@@ -18109,15 +18365,15 @@
       <w:pPr>
         <w:pStyle w:val="Titolo2"/>
       </w:pPr>
-      <w:bookmarkStart w:id="77" w:name="_Toc461179233"/>
-      <w:bookmarkStart w:id="78" w:name="_Toc94790471"/>
-      <w:bookmarkStart w:id="79" w:name="_Toc241226320"/>
+      <w:bookmarkStart w:id="78" w:name="_Toc461179233"/>
+      <w:bookmarkStart w:id="79" w:name="_Toc94790471"/>
+      <w:bookmarkStart w:id="80" w:name="_Toc241226320"/>
       <w:r>
         <w:t>Bibliografia per libri</w:t>
       </w:r>
-      <w:bookmarkEnd w:id="77"/>
       <w:bookmarkEnd w:id="78"/>
       <w:bookmarkEnd w:id="79"/>
+      <w:bookmarkEnd w:id="80"/>
     </w:p>
     <w:p>
       <w:pPr>
@@ -18242,20 +18498,20 @@
           <w:lang w:val="it-IT"/>
         </w:rPr>
       </w:pPr>
-      <w:bookmarkStart w:id="80" w:name="_Toc461179234"/>
+      <w:bookmarkStart w:id="81" w:name="_Toc461179234"/>
     </w:p>
     <w:p>
       <w:pPr>
         <w:pStyle w:val="Titolo2"/>
       </w:pPr>
-      <w:bookmarkStart w:id="81" w:name="_Toc94790472"/>
-      <w:bookmarkStart w:id="82" w:name="_Toc241226321"/>
+      <w:bookmarkStart w:id="82" w:name="_Toc94790472"/>
+      <w:bookmarkStart w:id="83" w:name="_Toc241226321"/>
       <w:r>
         <w:t>Sitografia</w:t>
       </w:r>
-      <w:bookmarkEnd w:id="80"/>
       <w:bookmarkEnd w:id="81"/>
       <w:bookmarkEnd w:id="82"/>
+      <w:bookmarkEnd w:id="83"/>
     </w:p>
     <w:p>
       <w:pPr>
@@ -18413,18 +18669,18 @@
           <w:lang w:val="it-IT"/>
         </w:rPr>
       </w:pPr>
-      <w:bookmarkStart w:id="83" w:name="_Toc461179235"/>
-      <w:bookmarkStart w:id="84" w:name="_Toc94790473"/>
-      <w:bookmarkStart w:id="85" w:name="_Toc241226322"/>
+      <w:bookmarkStart w:id="84" w:name="_Toc461179235"/>
+      <w:bookmarkStart w:id="85" w:name="_Toc94790473"/>
+      <w:bookmarkStart w:id="86" w:name="_Toc241226322"/>
       <w:r>
         <w:rPr>
           <w:lang w:val="it-IT"/>
         </w:rPr>
         <w:t>Allegati</w:t>
       </w:r>
-      <w:bookmarkEnd w:id="83"/>
       <w:bookmarkEnd w:id="84"/>
       <w:bookmarkEnd w:id="85"/>
+      <w:bookmarkEnd w:id="86"/>
     </w:p>
     <w:p>
       <w:pPr>
@@ -18605,15 +18861,11 @@
       </w:pPr>
     </w:p>
     <w:sectPr>
-      <w:headerReference w:type="default" r:id="rId10"/>
-      <w:footerReference w:type="default" r:id="rId11"/>
-      <w:headerReference w:type="first" r:id="rId12"/>
-      <w:footerReference w:type="first" r:id="rId13"/>
+      <w:headerReference w:type="first" r:id="rId16"/>
       <w:pgSz w:w="11906" w:h="16838"/>
       <w:pgMar w:top="1985" w:right="1134" w:bottom="1418" w:left="1134" w:header="567" w:footer="567" w:gutter="0"/>
-      <w:pgNumType w:start="1"/>
       <w:cols w:space="720"/>
-      <w:titlePg/>
+      <w:docGrid w:linePitch="272"/>
     </w:sectPr>
   </w:body>
 </w:document>
@@ -19437,6 +19689,452 @@
                 <wp:extent cx="609600" cy="609600"/>
                 <wp:effectExtent l="0" t="0" r="0" b="0"/>
                 <wp:docPr id="3" name="Immagine 3"/>
+                <wp:cNvGraphicFramePr>
+                  <a:graphicFrameLocks xmlns:a="http://schemas.openxmlformats.org/drawingml/2006/main" noChangeAspect="1"/>
+                </wp:cNvGraphicFramePr>
+                <a:graphic xmlns:a="http://schemas.openxmlformats.org/drawingml/2006/main">
+                  <a:graphicData uri="http://schemas.openxmlformats.org/drawingml/2006/picture">
+                    <pic:pic xmlns:pic="http://schemas.openxmlformats.org/drawingml/2006/picture">
+                      <pic:nvPicPr>
+                        <pic:cNvPr id="0" name="Picture 3"/>
+                        <pic:cNvPicPr>
+                          <a:picLocks noChangeAspect="1" noChangeArrowheads="1"/>
+                        </pic:cNvPicPr>
+                      </pic:nvPicPr>
+                      <pic:blipFill>
+                        <a:blip r:embed="rId1">
+                          <a:extLst>
+                            <a:ext uri="{28A0092B-C50C-407E-A947-70E740481C1C}">
+                              <a14:useLocalDpi xmlns:a14="http://schemas.microsoft.com/office/drawing/2010/main" val="0"/>
+                            </a:ext>
+                          </a:extLst>
+                        </a:blip>
+                        <a:srcRect/>
+                        <a:stretch>
+                          <a:fillRect/>
+                        </a:stretch>
+                      </pic:blipFill>
+                      <pic:spPr bwMode="auto">
+                        <a:xfrm>
+                          <a:off x="0" y="0"/>
+                          <a:ext cx="609600" cy="609600"/>
+                        </a:xfrm>
+                        <a:prstGeom prst="rect">
+                          <a:avLst/>
+                        </a:prstGeom>
+                        <a:noFill/>
+                        <a:ln>
+                          <a:noFill/>
+                        </a:ln>
+                      </pic:spPr>
+                    </pic:pic>
+                  </a:graphicData>
+                </a:graphic>
+              </wp:inline>
+            </w:drawing>
+          </w:r>
+        </w:p>
+      </w:tc>
+      <w:tc>
+        <w:tcPr>
+          <w:tcW w:w="8680" w:type="dxa"/>
+          <w:tcBorders>
+            <w:top w:val="single" w:sz="4" w:space="0" w:color="auto"/>
+            <w:left w:val="single" w:sz="4" w:space="0" w:color="auto"/>
+            <w:bottom w:val="single" w:sz="4" w:space="0" w:color="auto"/>
+            <w:right w:val="single" w:sz="4" w:space="0" w:color="auto"/>
+          </w:tcBorders>
+          <w:tcMar>
+            <w:left w:w="0" w:type="dxa"/>
+            <w:right w:w="0" w:type="dxa"/>
+          </w:tcMar>
+          <w:vAlign w:val="center"/>
+        </w:tcPr>
+        <w:p>
+          <w:pPr>
+            <w:pStyle w:val="Intestazione"/>
+            <w:jc w:val="center"/>
+            <w:rPr>
+              <w:rFonts w:cs="Arial"/>
+              <w:b/>
+              <w:sz w:val="24"/>
+              <w:szCs w:val="24"/>
+            </w:rPr>
+          </w:pPr>
+          <w:r>
+            <w:rPr>
+              <w:rFonts w:cs="Arial"/>
+              <w:b/>
+              <w:sz w:val="24"/>
+              <w:szCs w:val="24"/>
+            </w:rPr>
+            <w:t>Scuola Arti e Mestieri Trevano</w:t>
+          </w:r>
+        </w:p>
+      </w:tc>
+    </w:tr>
+    <w:tr>
+      <w:trPr>
+        <w:trHeight w:hRule="exact" w:val="482"/>
+      </w:trPr>
+      <w:tc>
+        <w:tcPr>
+          <w:tcW w:w="964" w:type="dxa"/>
+          <w:vMerge/>
+          <w:tcBorders>
+            <w:top w:val="single" w:sz="4" w:space="0" w:color="auto"/>
+            <w:left w:val="single" w:sz="4" w:space="0" w:color="auto"/>
+            <w:bottom w:val="single" w:sz="4" w:space="0" w:color="auto"/>
+            <w:right w:val="single" w:sz="4" w:space="0" w:color="auto"/>
+          </w:tcBorders>
+          <w:tcMar>
+            <w:left w:w="0" w:type="dxa"/>
+            <w:right w:w="0" w:type="dxa"/>
+          </w:tcMar>
+          <w:vAlign w:val="center"/>
+        </w:tcPr>
+        <w:p>
+          <w:pPr>
+            <w:rPr>
+              <w:rFonts w:cs="Arial"/>
+              <w:sz w:val="28"/>
+            </w:rPr>
+          </w:pPr>
+        </w:p>
+      </w:tc>
+      <w:tc>
+        <w:tcPr>
+          <w:tcW w:w="8680" w:type="dxa"/>
+          <w:tcBorders>
+            <w:top w:val="single" w:sz="4" w:space="0" w:color="auto"/>
+            <w:left w:val="single" w:sz="4" w:space="0" w:color="auto"/>
+            <w:bottom w:val="single" w:sz="4" w:space="0" w:color="auto"/>
+            <w:right w:val="single" w:sz="4" w:space="0" w:color="auto"/>
+          </w:tcBorders>
+          <w:tcMar>
+            <w:left w:w="0" w:type="dxa"/>
+            <w:right w:w="0" w:type="dxa"/>
+          </w:tcMar>
+          <w:vAlign w:val="center"/>
+        </w:tcPr>
+        <w:p>
+          <w:pPr>
+            <w:pStyle w:val="Intestazione"/>
+            <w:jc w:val="center"/>
+            <w:rPr>
+              <w:rFonts w:cs="Arial"/>
+              <w:b/>
+              <w:sz w:val="24"/>
+              <w:szCs w:val="24"/>
+            </w:rPr>
+          </w:pPr>
+          <w:r>
+            <w:rPr>
+              <w:rFonts w:cs="Arial"/>
+              <w:b/>
+              <w:sz w:val="24"/>
+              <w:szCs w:val="24"/>
+            </w:rPr>
+            <w:t>Sezione informatica</w:t>
+          </w:r>
+        </w:p>
+      </w:tc>
+    </w:tr>
+  </w:tbl>
+  <w:p>
+    <w:pPr>
+      <w:pStyle w:val="Intestazione"/>
+    </w:pPr>
+  </w:p>
+</w:hdr>
+</file>
+
+<file path=word/header3.xml><?xml version="1.0" encoding="utf-8"?>
+<w:hdr xmlns:wpc="http://schemas.microsoft.com/office/word/2010/wordprocessingCanvas" xmlns:cx="http://schemas.microsoft.com/office/drawing/2014/chartex" xmlns:cx1="http://schemas.microsoft.com/office/drawing/2015/9/8/chartex" xmlns:cx2="http://schemas.microsoft.com/office/drawing/2015/10/21/chartex" xmlns:cx3="http://schemas.microsoft.com/office/drawing/2016/5/9/chartex" xmlns:cx4="http://schemas.microsoft.com/office/drawing/2016/5/10/chartex" xmlns:cx5="http://schemas.microsoft.com/office/drawing/2016/5/11/chartex" xmlns:cx6="http://schemas.microsoft.com/office/drawing/2016/5/12/chartex" xmlns:cx7="http://schemas.microsoft.com/office/drawing/2016/5/13/chartex" xmlns:cx8="http://schemas.microsoft.com/office/drawing/2016/5/14/chartex" xmlns:mc="http://schemas.openxmlformats.org/markup-compatibility/2006" xmlns:aink="http://schemas.microsoft.com/office/drawing/2016/ink" xmlns:am3d="http://schemas.microsoft.com/office/drawing/2017/model3d" xmlns:o="urn:schemas-microsoft-com:office:office" xmlns:oel="http://schemas.microsoft.com/office/2019/extlst" xmlns:r="http://schemas.openxmlformats.org/officeDocument/2006/relationships" xmlns:m="http://schemas.openxmlformats.org/officeDocument/2006/math" xmlns:v="urn:schemas-microsoft-com:vml" xmlns:wp14="http://schemas.microsoft.com/office/word/2010/wordprocessingDrawing" xmlns:wp="http://schemas.openxmlformats.org/drawingml/2006/wordprocessingDrawing" xmlns:w10="urn:schemas-microsoft-com:office:word" xmlns:w="http://schemas.openxmlformats.org/wordprocessingml/2006/main" xmlns:w14="http://schemas.microsoft.com/office/word/2010/wordml" xmlns:w15="http://schemas.microsoft.com/office/word/2012/wordml" xmlns:w16cex="http://schemas.microsoft.com/office/word/2018/wordml/cex" xmlns:w16cid="http://schemas.microsoft.com/office/word/2016/wordml/cid" xmlns:w16="http://schemas.microsoft.com/office/word/2018/wordml" xmlns:w16sdtdh="http://schemas.microsoft.com/office/word/2020/wordml/sdtdatahash" xmlns:w16se="http://schemas.microsoft.com/office/word/2015/wordml/symex" xmlns:wpg="http://schemas.microsoft.com/office/word/2010/wordprocessingGroup" xmlns:wpi="http://schemas.microsoft.com/office/word/2010/wordprocessingInk" xmlns:wne="http://schemas.microsoft.com/office/word/2006/wordml" xmlns:wps="http://schemas.microsoft.com/office/word/2010/wordprocessingShape" mc:Ignorable="w14 w15 w16se w16cid w16 w16cex w16sdtdh wp14">
+  <w:tbl>
+    <w:tblPr>
+      <w:tblW w:w="9644" w:type="dxa"/>
+      <w:tblBorders>
+        <w:top w:val="single" w:sz="4" w:space="0" w:color="auto"/>
+        <w:left w:val="single" w:sz="4" w:space="0" w:color="auto"/>
+        <w:bottom w:val="single" w:sz="4" w:space="0" w:color="auto"/>
+        <w:right w:val="single" w:sz="4" w:space="0" w:color="auto"/>
+      </w:tblBorders>
+      <w:tblLayout w:type="fixed"/>
+      <w:tblCellMar>
+        <w:left w:w="70" w:type="dxa"/>
+        <w:right w:w="70" w:type="dxa"/>
+      </w:tblCellMar>
+      <w:tblLook w:val="0000" w:firstRow="0" w:lastRow="0" w:firstColumn="0" w:lastColumn="0" w:noHBand="0" w:noVBand="0"/>
+    </w:tblPr>
+    <w:tblGrid>
+      <w:gridCol w:w="964"/>
+      <w:gridCol w:w="8680"/>
+    </w:tblGrid>
+    <w:tr>
+      <w:trPr>
+        <w:trHeight w:hRule="exact" w:val="482"/>
+      </w:trPr>
+      <w:tc>
+        <w:tcPr>
+          <w:tcW w:w="964" w:type="dxa"/>
+          <w:vMerge w:val="restart"/>
+          <w:tcBorders>
+            <w:top w:val="single" w:sz="4" w:space="0" w:color="auto"/>
+            <w:left w:val="single" w:sz="4" w:space="0" w:color="auto"/>
+            <w:bottom w:val="single" w:sz="4" w:space="0" w:color="auto"/>
+            <w:right w:val="single" w:sz="4" w:space="0" w:color="auto"/>
+          </w:tcBorders>
+          <w:tcMar>
+            <w:left w:w="0" w:type="dxa"/>
+            <w:right w:w="0" w:type="dxa"/>
+          </w:tcMar>
+        </w:tcPr>
+        <w:p>
+          <w:pPr>
+            <w:pStyle w:val="Intestazione"/>
+            <w:jc w:val="center"/>
+            <w:rPr>
+              <w:rFonts w:cs="Arial"/>
+              <w:b/>
+              <w:bCs/>
+              <w:sz w:val="36"/>
+            </w:rPr>
+          </w:pPr>
+          <w:r>
+            <w:rPr>
+              <w:rFonts w:cs="Arial"/>
+              <w:noProof/>
+              <w:sz w:val="28"/>
+            </w:rPr>
+            <w:drawing>
+              <wp:inline distT="0" distB="0" distL="0" distR="0" wp14:anchorId="1C3FEAFD" wp14:editId="5B26BE41">
+                <wp:extent cx="609600" cy="609600"/>
+                <wp:effectExtent l="0" t="0" r="0" b="0"/>
+                <wp:docPr id="4" name="Immagine 4"/>
+                <wp:cNvGraphicFramePr>
+                  <a:graphicFrameLocks xmlns:a="http://schemas.openxmlformats.org/drawingml/2006/main" noChangeAspect="1"/>
+                </wp:cNvGraphicFramePr>
+                <a:graphic xmlns:a="http://schemas.openxmlformats.org/drawingml/2006/main">
+                  <a:graphicData uri="http://schemas.openxmlformats.org/drawingml/2006/picture">
+                    <pic:pic xmlns:pic="http://schemas.openxmlformats.org/drawingml/2006/picture">
+                      <pic:nvPicPr>
+                        <pic:cNvPr id="0" name="Picture 3"/>
+                        <pic:cNvPicPr>
+                          <a:picLocks noChangeAspect="1" noChangeArrowheads="1"/>
+                        </pic:cNvPicPr>
+                      </pic:nvPicPr>
+                      <pic:blipFill>
+                        <a:blip r:embed="rId1">
+                          <a:extLst>
+                            <a:ext uri="{28A0092B-C50C-407E-A947-70E740481C1C}">
+                              <a14:useLocalDpi xmlns:a14="http://schemas.microsoft.com/office/drawing/2010/main" val="0"/>
+                            </a:ext>
+                          </a:extLst>
+                        </a:blip>
+                        <a:srcRect/>
+                        <a:stretch>
+                          <a:fillRect/>
+                        </a:stretch>
+                      </pic:blipFill>
+                      <pic:spPr bwMode="auto">
+                        <a:xfrm>
+                          <a:off x="0" y="0"/>
+                          <a:ext cx="609600" cy="609600"/>
+                        </a:xfrm>
+                        <a:prstGeom prst="rect">
+                          <a:avLst/>
+                        </a:prstGeom>
+                        <a:noFill/>
+                        <a:ln>
+                          <a:noFill/>
+                        </a:ln>
+                      </pic:spPr>
+                    </pic:pic>
+                  </a:graphicData>
+                </a:graphic>
+              </wp:inline>
+            </w:drawing>
+          </w:r>
+        </w:p>
+      </w:tc>
+      <w:tc>
+        <w:tcPr>
+          <w:tcW w:w="8680" w:type="dxa"/>
+          <w:tcBorders>
+            <w:top w:val="single" w:sz="4" w:space="0" w:color="auto"/>
+            <w:left w:val="single" w:sz="4" w:space="0" w:color="auto"/>
+            <w:bottom w:val="single" w:sz="4" w:space="0" w:color="auto"/>
+            <w:right w:val="single" w:sz="4" w:space="0" w:color="auto"/>
+          </w:tcBorders>
+          <w:tcMar>
+            <w:left w:w="0" w:type="dxa"/>
+            <w:right w:w="0" w:type="dxa"/>
+          </w:tcMar>
+          <w:vAlign w:val="center"/>
+        </w:tcPr>
+        <w:p>
+          <w:pPr>
+            <w:pStyle w:val="Intestazione"/>
+            <w:jc w:val="center"/>
+            <w:rPr>
+              <w:rFonts w:cs="Arial"/>
+              <w:b/>
+              <w:sz w:val="24"/>
+              <w:szCs w:val="24"/>
+            </w:rPr>
+          </w:pPr>
+          <w:r>
+            <w:rPr>
+              <w:rFonts w:cs="Arial"/>
+              <w:b/>
+              <w:sz w:val="24"/>
+              <w:szCs w:val="24"/>
+            </w:rPr>
+            <w:t>Scuola Arti e Mestieri Trevano</w:t>
+          </w:r>
+        </w:p>
+      </w:tc>
+    </w:tr>
+    <w:tr>
+      <w:trPr>
+        <w:trHeight w:hRule="exact" w:val="482"/>
+      </w:trPr>
+      <w:tc>
+        <w:tcPr>
+          <w:tcW w:w="964" w:type="dxa"/>
+          <w:vMerge/>
+          <w:tcBorders>
+            <w:top w:val="single" w:sz="4" w:space="0" w:color="auto"/>
+            <w:left w:val="single" w:sz="4" w:space="0" w:color="auto"/>
+            <w:bottom w:val="single" w:sz="4" w:space="0" w:color="auto"/>
+            <w:right w:val="single" w:sz="4" w:space="0" w:color="auto"/>
+          </w:tcBorders>
+          <w:tcMar>
+            <w:left w:w="0" w:type="dxa"/>
+            <w:right w:w="0" w:type="dxa"/>
+          </w:tcMar>
+          <w:vAlign w:val="center"/>
+        </w:tcPr>
+        <w:p>
+          <w:pPr>
+            <w:rPr>
+              <w:rFonts w:cs="Arial"/>
+              <w:sz w:val="28"/>
+            </w:rPr>
+          </w:pPr>
+        </w:p>
+      </w:tc>
+      <w:tc>
+        <w:tcPr>
+          <w:tcW w:w="8680" w:type="dxa"/>
+          <w:tcBorders>
+            <w:top w:val="single" w:sz="4" w:space="0" w:color="auto"/>
+            <w:left w:val="single" w:sz="4" w:space="0" w:color="auto"/>
+            <w:bottom w:val="single" w:sz="4" w:space="0" w:color="auto"/>
+            <w:right w:val="single" w:sz="4" w:space="0" w:color="auto"/>
+          </w:tcBorders>
+          <w:tcMar>
+            <w:left w:w="0" w:type="dxa"/>
+            <w:right w:w="0" w:type="dxa"/>
+          </w:tcMar>
+          <w:vAlign w:val="center"/>
+        </w:tcPr>
+        <w:p>
+          <w:pPr>
+            <w:pStyle w:val="Intestazione"/>
+            <w:jc w:val="center"/>
+            <w:rPr>
+              <w:rFonts w:cs="Arial"/>
+              <w:b/>
+              <w:sz w:val="24"/>
+              <w:szCs w:val="24"/>
+            </w:rPr>
+          </w:pPr>
+          <w:r>
+            <w:rPr>
+              <w:rFonts w:cs="Arial"/>
+              <w:b/>
+              <w:sz w:val="24"/>
+              <w:szCs w:val="24"/>
+            </w:rPr>
+            <w:t>Sezione informatica</w:t>
+          </w:r>
+        </w:p>
+      </w:tc>
+    </w:tr>
+  </w:tbl>
+  <w:p>
+    <w:pPr>
+      <w:pStyle w:val="Intestazione"/>
+    </w:pPr>
+  </w:p>
+</w:hdr>
+</file>
+
+<file path=word/header4.xml><?xml version="1.0" encoding="utf-8"?>
+<w:hdr xmlns:wpc="http://schemas.microsoft.com/office/word/2010/wordprocessingCanvas" xmlns:cx="http://schemas.microsoft.com/office/drawing/2014/chartex" xmlns:cx1="http://schemas.microsoft.com/office/drawing/2015/9/8/chartex" xmlns:cx2="http://schemas.microsoft.com/office/drawing/2015/10/21/chartex" xmlns:cx3="http://schemas.microsoft.com/office/drawing/2016/5/9/chartex" xmlns:cx4="http://schemas.microsoft.com/office/drawing/2016/5/10/chartex" xmlns:cx5="http://schemas.microsoft.com/office/drawing/2016/5/11/chartex" xmlns:cx6="http://schemas.microsoft.com/office/drawing/2016/5/12/chartex" xmlns:cx7="http://schemas.microsoft.com/office/drawing/2016/5/13/chartex" xmlns:cx8="http://schemas.microsoft.com/office/drawing/2016/5/14/chartex" xmlns:mc="http://schemas.openxmlformats.org/markup-compatibility/2006" xmlns:aink="http://schemas.microsoft.com/office/drawing/2016/ink" xmlns:am3d="http://schemas.microsoft.com/office/drawing/2017/model3d" xmlns:o="urn:schemas-microsoft-com:office:office" xmlns:oel="http://schemas.microsoft.com/office/2019/extlst" xmlns:r="http://schemas.openxmlformats.org/officeDocument/2006/relationships" xmlns:m="http://schemas.openxmlformats.org/officeDocument/2006/math" xmlns:v="urn:schemas-microsoft-com:vml" xmlns:wp14="http://schemas.microsoft.com/office/word/2010/wordprocessingDrawing" xmlns:wp="http://schemas.openxmlformats.org/drawingml/2006/wordprocessingDrawing" xmlns:w10="urn:schemas-microsoft-com:office:word" xmlns:w="http://schemas.openxmlformats.org/wordprocessingml/2006/main" xmlns:w14="http://schemas.microsoft.com/office/word/2010/wordml" xmlns:w15="http://schemas.microsoft.com/office/word/2012/wordml" xmlns:w16cex="http://schemas.microsoft.com/office/word/2018/wordml/cex" xmlns:w16cid="http://schemas.microsoft.com/office/word/2016/wordml/cid" xmlns:w16="http://schemas.microsoft.com/office/word/2018/wordml" xmlns:w16sdtdh="http://schemas.microsoft.com/office/word/2020/wordml/sdtdatahash" xmlns:w16se="http://schemas.microsoft.com/office/word/2015/wordml/symex" xmlns:wpg="http://schemas.microsoft.com/office/word/2010/wordprocessingGroup" xmlns:wpi="http://schemas.microsoft.com/office/word/2010/wordprocessingInk" xmlns:wne="http://schemas.microsoft.com/office/word/2006/wordml" xmlns:wps="http://schemas.microsoft.com/office/word/2010/wordprocessingShape" mc:Ignorable="w14 w15 w16se w16cid w16 w16cex w16sdtdh wp14">
+  <w:tbl>
+    <w:tblPr>
+      <w:tblW w:w="9644" w:type="dxa"/>
+      <w:tblBorders>
+        <w:top w:val="single" w:sz="4" w:space="0" w:color="auto"/>
+        <w:left w:val="single" w:sz="4" w:space="0" w:color="auto"/>
+        <w:bottom w:val="single" w:sz="4" w:space="0" w:color="auto"/>
+        <w:right w:val="single" w:sz="4" w:space="0" w:color="auto"/>
+      </w:tblBorders>
+      <w:tblLayout w:type="fixed"/>
+      <w:tblCellMar>
+        <w:left w:w="70" w:type="dxa"/>
+        <w:right w:w="70" w:type="dxa"/>
+      </w:tblCellMar>
+      <w:tblLook w:val="0000" w:firstRow="0" w:lastRow="0" w:firstColumn="0" w:lastColumn="0" w:noHBand="0" w:noVBand="0"/>
+    </w:tblPr>
+    <w:tblGrid>
+      <w:gridCol w:w="964"/>
+      <w:gridCol w:w="8680"/>
+    </w:tblGrid>
+    <w:tr>
+      <w:trPr>
+        <w:trHeight w:hRule="exact" w:val="482"/>
+      </w:trPr>
+      <w:tc>
+        <w:tcPr>
+          <w:tcW w:w="964" w:type="dxa"/>
+          <w:vMerge w:val="restart"/>
+          <w:tcBorders>
+            <w:top w:val="single" w:sz="4" w:space="0" w:color="auto"/>
+            <w:left w:val="single" w:sz="4" w:space="0" w:color="auto"/>
+            <w:bottom w:val="single" w:sz="4" w:space="0" w:color="auto"/>
+            <w:right w:val="single" w:sz="4" w:space="0" w:color="auto"/>
+          </w:tcBorders>
+          <w:tcMar>
+            <w:left w:w="0" w:type="dxa"/>
+            <w:right w:w="0" w:type="dxa"/>
+          </w:tcMar>
+        </w:tcPr>
+        <w:p>
+          <w:pPr>
+            <w:pStyle w:val="Intestazione"/>
+            <w:jc w:val="center"/>
+            <w:rPr>
+              <w:rFonts w:cs="Arial"/>
+              <w:b/>
+              <w:bCs/>
+              <w:sz w:val="36"/>
+            </w:rPr>
+          </w:pPr>
+          <w:r>
+            <w:rPr>
+              <w:rFonts w:cs="Arial"/>
+              <w:noProof/>
+              <w:sz w:val="28"/>
+            </w:rPr>
+            <w:drawing>
+              <wp:inline distT="0" distB="0" distL="0" distR="0" wp14:anchorId="24F7E3AF" wp14:editId="54E66DCA">
+                <wp:extent cx="609600" cy="609600"/>
+                <wp:effectExtent l="0" t="0" r="0" b="0"/>
+                <wp:docPr id="6" name="Immagine 6"/>
                 <wp:cNvGraphicFramePr>
                   <a:graphicFrameLocks xmlns:a="http://schemas.openxmlformats.org/drawingml/2006/main" noChangeAspect="1"/>
                 </wp:cNvGraphicFramePr>
@@ -22718,7 +23416,13 @@
     <w:next w:val="Normale"/>
     <w:autoRedefine/>
     <w:uiPriority w:val="39"/>
-    <w:rsid w:val="002C797B"/>
+    <w:rsid w:val="00DA4915"/>
+    <w:pPr>
+      <w:tabs>
+        <w:tab w:val="left" w:pos="351"/>
+        <w:tab w:val="right" w:leader="dot" w:pos="9628"/>
+      </w:tabs>
+    </w:pPr>
   </w:style>
   <w:style w:type="paragraph" w:styleId="Sommario2">
     <w:name w:val="toc 2"/>
